--- a/teacher-tools/activity-guides/9-3-activity-teacher.docx
+++ b/teacher-tools/activity-guides/9-3-activity-teacher.docx
@@ -46,7 +46,7 @@
           <w:sz w:val="20"/>
           <w:szCs w:val="20"/>
         </w:rPr>
-        <w:t xml:space="preserve">Lesson 9-3 — Compare and Order Integers  ·  6.NS.7</w:t>
+        <w:t xml:space="preserve">Lesson 9-3 — Compare and Order Integers  ·  6.NOS.8</w:t>
       </w:r>
     </w:p>
     <w:p>
@@ -117,7 +117,7 @@
           <w:sz w:val="22"/>
           <w:szCs w:val="22"/>
         </w:rPr>
-        <w:t xml:space="preserve">The crew marks four spots on the map: a tide pool at -3 m, a flag at 2 m, a cave at -7 m, and the boat deck at 0 m. Order them from least to greatest (deepest to highest).</w:t>
+        <w:t xml:space="preserve">Four spots: -3 m, 2 m, -7 m, 0 m. Order them from least to greatest.</w:t>
       </w:r>
     </w:p>
     <w:p>
